--- a/templatesHopDong/Template_HDTC.docx
+++ b/templatesHopDong/Template_HDTC.docx
@@ -2407,6 +2407,77 @@
     </w:p>
     <w:p>
       <w:pPr>
+        <w:pStyle w:val="oancuaDanhsach"/>
+        <w:spacing w:after="0" w:line="276" w:lineRule="auto"/>
+        <w:ind w:left="0" w:firstLine="360"/>
+        <w:jc w:val="both"/>
+        <w:rPr>
+          <w:sz w:val="26"/>
+          <w:szCs w:val="26"/>
+          <w:lang w:val="en-US"/>
+        </w:rPr>
+      </w:pPr>
+      <w:r>
+        <w:rPr>
+          <w:sz w:val="26"/>
+          <w:szCs w:val="26"/>
+          <w:lang w:val="en-US"/>
+        </w:rPr>
+        <w:t>[dieu4_content]</w:t>
+      </w:r>
+    </w:p>
+    <w:p>
+      <w:pPr>
+        <w:pStyle w:val="ListParagraph"/>
+        <w:numPr>
+          <w:ilvl w:val="0"/>
+          <w:numId w:val="8"/>
+        </w:numPr>
+        <w:spacing w:before="120" w:after="120" w:line="276" w:lineRule="auto"/>
+        <w:contextualSpacing w:val="0"/>
+        <w:jc w:val="both"/>
+        <w:rPr>
+          <w:b/>
+          <w:bCs/>
+          <w:sz w:val="26"/>
+          <w:szCs w:val="26"/>
+          <w:lang w:val="en-US"/>
+        </w:rPr>
+      </w:pPr>
+      <w:r>
+        <w:rPr>
+          <w:b/>
+          <w:bCs/>
+          <w:sz w:val="26"/>
+          <w:szCs w:val="26"/>
+          <w:lang w:val="en-US"/>
+        </w:rPr>
+        <w:t>Phương thức thanh toán:</w:t>
+      </w:r>
+    </w:p>
+    <w:p>
+      <w:pPr>
+        <w:pStyle w:val="oancuaDanhsach"/>
+        <w:spacing w:after="0" w:line="276" w:lineRule="auto"/>
+        <w:ind w:left="0" w:firstLine="360"/>
+        <w:jc w:val="both"/>
+        <w:rPr>
+          <w:sz w:val="26"/>
+          <w:szCs w:val="26"/>
+          <w:lang w:val="en-US"/>
+        </w:rPr>
+      </w:pPr>
+      <w:r>
+        <w:rPr>
+          <w:sz w:val="26"/>
+          <w:szCs w:val="26"/>
+          <w:lang w:val="en-US"/>
+        </w:rPr>
+        <w:t>[dieu5_content]</w:t>
+      </w:r>
+    </w:p>
+    <w:p>
+      <w:pPr>
         <w:pStyle w:val="ListParagraph"/>
         <w:numPr>
           <w:ilvl w:val="0"/>
@@ -2427,32 +2498,41 @@
           <w:szCs w:val="26"/>
           <w:lang w:val="en-US"/>
         </w:rPr>
-        <w:lastRenderedPageBreak/>
-        <w:t>Căn cứ vào khối lượng thực tế thi công tại công trình, Bên A và Bên B đo đạc, lập biên bản xác nhận khối lượng thi công hoàn thiện để làm cơ sở thanh toán.</w:t>
-      </w:r>
-      <w:r>
-        <w:rPr>
-          <w:sz w:val="26"/>
-          <w:szCs w:val="26"/>
-          <w:lang w:val="en-US"/>
-        </w:rPr>
-        <w:tab/>
-      </w:r>
-      <w:r>
-        <w:rPr>
-          <w:sz w:val="26"/>
-          <w:szCs w:val="26"/>
-          <w:lang w:val="en-US"/>
-        </w:rPr>
-        <w:tab/>
-      </w:r>
-      <w:r>
-        <w:rPr>
-          <w:sz w:val="26"/>
-          <w:szCs w:val="26"/>
-          <w:lang w:val="en-US"/>
-        </w:rPr>
-        <w:tab/>
+        <w:t xml:space="preserve">Căn cứ vào Biên bản xác nhận </w:t>
+      </w:r>
+      <w:r>
+        <w:rPr>
+          <w:sz w:val="26"/>
+          <w:szCs w:val="26"/>
+          <w:lang w:val="en-US"/>
+        </w:rPr>
+        <w:t>khối lượng thi công</w:t>
+      </w:r>
+      <w:r>
+        <w:rPr>
+          <w:sz w:val="26"/>
+          <w:szCs w:val="26"/>
+          <w:lang w:val="en-US"/>
+        </w:rPr>
+        <w:t xml:space="preserve">, Bên B xuất hóa đơn cho bên A và bên A sẽ thanh toán cho bên B 100% giá trị trong vòng </w:t>
+      </w:r>
+      <w:r>
+        <w:rPr>
+          <w:b/>
+          <w:bCs/>
+          <w:sz w:val="26"/>
+          <w:szCs w:val="26"/>
+          <w:lang w:val="en-US"/>
+        </w:rPr>
+        <w:t>240 ngày</w:t>
+      </w:r>
+      <w:r>
+        <w:rPr>
+          <w:sz w:val="26"/>
+          <w:szCs w:val="26"/>
+          <w:lang w:val="en-US"/>
+        </w:rPr>
+        <w:t xml:space="preserve"> kể từ ngày hai bên đối chiếu và xác nhận công nợ.</w:t>
       </w:r>
     </w:p>
     <w:p>
@@ -2481,119 +2561,6 @@
           <w:szCs w:val="26"/>
           <w:lang w:val="en-US"/>
         </w:rPr>
-        <w:t>Phương thức thanh toán:</w:t>
-      </w:r>
-    </w:p>
-    <w:p>
-      <w:pPr>
-        <w:pStyle w:val="ListParagraph"/>
-        <w:numPr>
-          <w:ilvl w:val="0"/>
-          <w:numId w:val="9"/>
-        </w:numPr>
-        <w:spacing w:after="0" w:line="276" w:lineRule="auto"/>
-        <w:ind w:left="0" w:firstLine="360"/>
-        <w:jc w:val="both"/>
-        <w:rPr>
-          <w:sz w:val="26"/>
-          <w:szCs w:val="26"/>
-          <w:lang w:val="en-US"/>
-        </w:rPr>
-      </w:pPr>
-      <w:r>
-        <w:rPr>
-          <w:sz w:val="26"/>
-          <w:szCs w:val="26"/>
-          <w:lang w:val="en-US"/>
-        </w:rPr>
-        <w:t>Thanh toán bằng chuyển khoản.</w:t>
-      </w:r>
-    </w:p>
-    <w:p>
-      <w:pPr>
-        <w:pStyle w:val="ListParagraph"/>
-        <w:numPr>
-          <w:ilvl w:val="0"/>
-          <w:numId w:val="9"/>
-        </w:numPr>
-        <w:spacing w:after="0" w:line="276" w:lineRule="auto"/>
-        <w:ind w:left="0" w:firstLine="360"/>
-        <w:jc w:val="both"/>
-        <w:rPr>
-          <w:sz w:val="26"/>
-          <w:szCs w:val="26"/>
-          <w:lang w:val="en-US"/>
-        </w:rPr>
-      </w:pPr>
-      <w:r>
-        <w:rPr>
-          <w:sz w:val="26"/>
-          <w:szCs w:val="26"/>
-          <w:lang w:val="en-US"/>
-        </w:rPr>
-        <w:t xml:space="preserve">Căn cứ vào Biên bản xác nhận </w:t>
-      </w:r>
-      <w:r>
-        <w:rPr>
-          <w:sz w:val="26"/>
-          <w:szCs w:val="26"/>
-          <w:lang w:val="en-US"/>
-        </w:rPr>
-        <w:t>khối lượng thi công</w:t>
-      </w:r>
-      <w:r>
-        <w:rPr>
-          <w:sz w:val="26"/>
-          <w:szCs w:val="26"/>
-          <w:lang w:val="en-US"/>
-        </w:rPr>
-        <w:t xml:space="preserve">, Bên B xuất hóa đơn cho bên A và bên A sẽ thanh toán cho bên B 100% giá trị trong vòng </w:t>
-      </w:r>
-      <w:r>
-        <w:rPr>
-          <w:b/>
-          <w:bCs/>
-          <w:sz w:val="26"/>
-          <w:szCs w:val="26"/>
-          <w:lang w:val="en-US"/>
-        </w:rPr>
-        <w:t>240 ngày</w:t>
-      </w:r>
-      <w:r>
-        <w:rPr>
-          <w:sz w:val="26"/>
-          <w:szCs w:val="26"/>
-          <w:lang w:val="en-US"/>
-        </w:rPr>
-        <w:t xml:space="preserve"> kể từ ngày hai bên đối chiếu và xác nhận công nợ.</w:t>
-      </w:r>
-    </w:p>
-    <w:p>
-      <w:pPr>
-        <w:pStyle w:val="ListParagraph"/>
-        <w:numPr>
-          <w:ilvl w:val="0"/>
-          <w:numId w:val="8"/>
-        </w:numPr>
-        <w:spacing w:before="120" w:after="120" w:line="276" w:lineRule="auto"/>
-        <w:contextualSpacing w:val="0"/>
-        <w:jc w:val="both"/>
-        <w:rPr>
-          <w:b/>
-          <w:bCs/>
-          <w:sz w:val="26"/>
-          <w:szCs w:val="26"/>
-          <w:lang w:val="en-US"/>
-        </w:rPr>
-      </w:pPr>
-      <w:r>
-        <w:rPr>
-          <w:b/>
-          <w:bCs/>
-          <w:sz w:val="26"/>
-          <w:szCs w:val="26"/>
-          <w:lang w:val="en-US"/>
-        </w:rPr>
         <w:t>Trách nhiệm của các bên:</w:t>
       </w:r>
     </w:p>
@@ -2628,11 +2595,7 @@
     </w:p>
     <w:p>
       <w:pPr>
-        <w:pStyle w:val="ListParagraph"/>
-        <w:numPr>
-          <w:ilvl w:val="0"/>
-          <w:numId w:val="9"/>
-        </w:numPr>
+        <w:pStyle w:val="oancuaDanhsach"/>
         <w:spacing w:after="0" w:line="276" w:lineRule="auto"/>
         <w:ind w:left="0" w:firstLine="360"/>
         <w:jc w:val="both"/>
@@ -2648,123 +2611,7 @@
           <w:szCs w:val="26"/>
           <w:lang w:val="en-US"/>
         </w:rPr>
-        <w:t>Giám sát công tác kỹ thuật, chất lượng công trình và tiến độ thi công đối với bên B. Đôn đốc bên B thi công và nghiệm thu đúng quy trình quy phạm và bản vẽ thiết kế thi công đã được phê duyệt;</w:t>
-      </w:r>
-    </w:p>
-    <w:p>
-      <w:pPr>
-        <w:pStyle w:val="ListParagraph"/>
-        <w:numPr>
-          <w:ilvl w:val="0"/>
-          <w:numId w:val="9"/>
-        </w:numPr>
-        <w:spacing w:after="0" w:line="276" w:lineRule="auto"/>
-        <w:ind w:left="0" w:firstLine="360"/>
-        <w:jc w:val="both"/>
-        <w:rPr>
-          <w:sz w:val="26"/>
-          <w:szCs w:val="26"/>
-          <w:lang w:val="en-US"/>
-        </w:rPr>
-      </w:pPr>
-      <w:r>
-        <w:rPr>
-          <w:sz w:val="26"/>
-          <w:szCs w:val="26"/>
-          <w:lang w:val="en-US"/>
-        </w:rPr>
-        <w:t>Thanh toán đầy đủ theo đơn giá của bên B và đúng thời gian cho bên B;</w:t>
-      </w:r>
-    </w:p>
-    <w:p>
-      <w:pPr>
-        <w:pStyle w:val="ListParagraph"/>
-        <w:numPr>
-          <w:ilvl w:val="0"/>
-          <w:numId w:val="9"/>
-        </w:numPr>
-        <w:spacing w:after="0" w:line="276" w:lineRule="auto"/>
-        <w:ind w:left="0" w:firstLine="360"/>
-        <w:jc w:val="both"/>
-        <w:rPr>
-          <w:sz w:val="26"/>
-          <w:szCs w:val="26"/>
-          <w:lang w:val="en-US"/>
-        </w:rPr>
-      </w:pPr>
-      <w:r>
-        <w:rPr>
-          <w:sz w:val="26"/>
-          <w:szCs w:val="26"/>
-          <w:lang w:val="en-US"/>
-        </w:rPr>
-        <w:t>Phối hợp nhận bàn giao mặt bằng công trình đã giải tỏa và bàn giao lại cho bên B;</w:t>
-      </w:r>
-    </w:p>
-    <w:p>
-      <w:pPr>
-        <w:pStyle w:val="ListParagraph"/>
-        <w:numPr>
-          <w:ilvl w:val="0"/>
-          <w:numId w:val="9"/>
-        </w:numPr>
-        <w:spacing w:after="0" w:line="276" w:lineRule="auto"/>
-        <w:ind w:left="0" w:firstLine="360"/>
-        <w:jc w:val="both"/>
-        <w:rPr>
-          <w:sz w:val="26"/>
-          <w:szCs w:val="26"/>
-          <w:lang w:val="en-US"/>
-        </w:rPr>
-      </w:pPr>
-      <w:r>
-        <w:rPr>
-          <w:sz w:val="26"/>
-          <w:szCs w:val="26"/>
-          <w:lang w:val="en-US"/>
-        </w:rPr>
-        <w:t xml:space="preserve">Xác lập lập Biên bản xác nhận </w:t>
-      </w:r>
-      <w:r>
-        <w:rPr>
-          <w:sz w:val="26"/>
-          <w:szCs w:val="26"/>
-          <w:lang w:val="en-US"/>
-        </w:rPr>
-        <w:t>khối lượng thi công</w:t>
-      </w:r>
-      <w:r>
-        <w:rPr>
-          <w:sz w:val="26"/>
-          <w:szCs w:val="26"/>
-          <w:lang w:val="en-US"/>
-        </w:rPr>
-        <w:t xml:space="preserve"> thực tế để làm cơ sở thanh toán.</w:t>
-      </w:r>
-    </w:p>
-    <w:p>
-      <w:pPr>
-        <w:pStyle w:val="ListParagraph"/>
-        <w:numPr>
-          <w:ilvl w:val="0"/>
-          <w:numId w:val="9"/>
-        </w:numPr>
-        <w:spacing w:after="0" w:line="276" w:lineRule="auto"/>
-        <w:ind w:left="0" w:firstLine="360"/>
-        <w:jc w:val="both"/>
-        <w:rPr>
-          <w:sz w:val="26"/>
-          <w:szCs w:val="26"/>
-          <w:lang w:val="en-US"/>
-        </w:rPr>
-      </w:pPr>
-      <w:r>
-        <w:rPr>
-          <w:sz w:val="26"/>
-          <w:szCs w:val="26"/>
-          <w:lang w:val="en-US"/>
-        </w:rPr>
-        <w:t>Thanh toán kinh phí cho bên B như Điều 5.</w:t>
+        <w:t>[dieu6_a_content]</w:t>
       </w:r>
     </w:p>
     <w:p>
@@ -2798,11 +2645,7 @@
     </w:p>
     <w:p>
       <w:pPr>
-        <w:pStyle w:val="ListParagraph"/>
-        <w:numPr>
-          <w:ilvl w:val="0"/>
-          <w:numId w:val="9"/>
-        </w:numPr>
+        <w:pStyle w:val="oancuaDanhsach"/>
         <w:spacing w:after="0" w:line="276" w:lineRule="auto"/>
         <w:ind w:left="0" w:firstLine="360"/>
         <w:jc w:val="both"/>
@@ -2818,173 +2661,7 @@
           <w:szCs w:val="26"/>
           <w:lang w:val="en-US"/>
         </w:rPr>
-        <w:t>Lập tiến độ và phương án tổ chức thi công gửi bên A sau 07 ngày để bên A theo dõi kiểm tra trong thi công;</w:t>
-      </w:r>
-    </w:p>
-    <w:p>
-      <w:pPr>
-        <w:pStyle w:val="ListParagraph"/>
-        <w:numPr>
-          <w:ilvl w:val="0"/>
-          <w:numId w:val="9"/>
-        </w:numPr>
-        <w:spacing w:after="0" w:line="276" w:lineRule="auto"/>
-        <w:ind w:left="0" w:firstLine="360"/>
-        <w:jc w:val="both"/>
-        <w:rPr>
-          <w:sz w:val="26"/>
-          <w:szCs w:val="26"/>
-          <w:lang w:val="en-US"/>
-        </w:rPr>
-      </w:pPr>
-      <w:r>
-        <w:rPr>
-          <w:sz w:val="26"/>
-          <w:szCs w:val="26"/>
-          <w:lang w:val="en-US"/>
-        </w:rPr>
-        <w:t>Phối hợp cùng bên A nhận bàn giao mặt bằng thi công, quản lý thống nhất mặt bằng thi công sau khi được bàn giao;</w:t>
-      </w:r>
-    </w:p>
-    <w:p>
-      <w:pPr>
-        <w:pStyle w:val="ListParagraph"/>
-        <w:numPr>
-          <w:ilvl w:val="0"/>
-          <w:numId w:val="9"/>
-        </w:numPr>
-        <w:spacing w:after="0" w:line="276" w:lineRule="auto"/>
-        <w:ind w:left="0" w:firstLine="360"/>
-        <w:jc w:val="both"/>
-        <w:rPr>
-          <w:sz w:val="26"/>
-          <w:szCs w:val="26"/>
-          <w:lang w:val="en-US"/>
-        </w:rPr>
-      </w:pPr>
-      <w:r>
-        <w:rPr>
-          <w:sz w:val="26"/>
-          <w:szCs w:val="26"/>
-          <w:lang w:val="en-US"/>
-        </w:rPr>
-        <w:t>Thi công theo đúng Hồ sơ thiết kế, chất lượng đúng quy trình quy phạm hiện hành;</w:t>
-      </w:r>
-    </w:p>
-    <w:p>
-      <w:pPr>
-        <w:pStyle w:val="ListParagraph"/>
-        <w:numPr>
-          <w:ilvl w:val="0"/>
-          <w:numId w:val="9"/>
-        </w:numPr>
-        <w:spacing w:after="0" w:line="276" w:lineRule="auto"/>
-        <w:ind w:left="0" w:firstLine="360"/>
-        <w:jc w:val="both"/>
-        <w:rPr>
-          <w:sz w:val="26"/>
-          <w:szCs w:val="26"/>
-          <w:lang w:val="en-US"/>
-        </w:rPr>
-      </w:pPr>
-      <w:r>
-        <w:rPr>
-          <w:sz w:val="26"/>
-          <w:szCs w:val="26"/>
-          <w:lang w:val="en-US"/>
-        </w:rPr>
-        <w:t>Trong quá trình thi công phải đảm bảo vệ sinh môi trường chung, các vật liệu thừa phải thu dọn vận chuyển ngay đi nơi khác theo chỉ dẫn của tư vấn giám sát;</w:t>
-      </w:r>
-    </w:p>
-    <w:p>
-      <w:pPr>
-        <w:pStyle w:val="ListParagraph"/>
-        <w:numPr>
-          <w:ilvl w:val="0"/>
-          <w:numId w:val="9"/>
-        </w:numPr>
-        <w:spacing w:after="0" w:line="276" w:lineRule="auto"/>
-        <w:ind w:left="0" w:firstLine="360"/>
-        <w:jc w:val="both"/>
-        <w:rPr>
-          <w:sz w:val="26"/>
-          <w:szCs w:val="26"/>
-          <w:lang w:val="en-US"/>
-        </w:rPr>
-      </w:pPr>
-      <w:r>
-        <w:rPr>
-          <w:sz w:val="26"/>
-          <w:szCs w:val="26"/>
-          <w:lang w:val="en-US"/>
-        </w:rPr>
-        <w:t>Chịu trách nhiệm về an toàn lao động, phòng chống cháy nổ, đảm bảo giao thông, an toàn giao thông trong suốt quá trình thi công tại công trường. Nếu  để xảy ra sự cố bên B phải chịu xử lý theo luật định;</w:t>
-      </w:r>
-    </w:p>
-    <w:p>
-      <w:pPr>
-        <w:pStyle w:val="ListParagraph"/>
-        <w:numPr>
-          <w:ilvl w:val="0"/>
-          <w:numId w:val="9"/>
-        </w:numPr>
-        <w:spacing w:after="0" w:line="276" w:lineRule="auto"/>
-        <w:ind w:left="0" w:firstLine="360"/>
-        <w:jc w:val="both"/>
-        <w:rPr>
-          <w:sz w:val="26"/>
-          <w:szCs w:val="26"/>
-          <w:lang w:val="en-US"/>
-        </w:rPr>
-      </w:pPr>
-      <w:r>
-        <w:rPr>
-          <w:sz w:val="26"/>
-          <w:szCs w:val="26"/>
-          <w:lang w:val="en-US"/>
-        </w:rPr>
-        <w:t xml:space="preserve">Cùng bên B lập Biên bản xác nhận </w:t>
-      </w:r>
-      <w:r>
-        <w:rPr>
-          <w:sz w:val="26"/>
-          <w:szCs w:val="26"/>
-          <w:lang w:val="en-US"/>
-        </w:rPr>
-        <w:t xml:space="preserve">khối lượng thi công </w:t>
-      </w:r>
-      <w:r>
-        <w:rPr>
-          <w:sz w:val="26"/>
-          <w:szCs w:val="26"/>
-          <w:lang w:val="en-US"/>
-        </w:rPr>
-        <w:t>thực tế để làm cơ sở thanh toán và thanh lý hợp đồng.</w:t>
-      </w:r>
-    </w:p>
-    <w:p>
-      <w:pPr>
-        <w:pStyle w:val="ListParagraph"/>
-        <w:numPr>
-          <w:ilvl w:val="0"/>
-          <w:numId w:val="9"/>
-        </w:numPr>
-        <w:spacing w:after="0" w:line="276" w:lineRule="auto"/>
-        <w:ind w:left="0" w:firstLine="360"/>
-        <w:jc w:val="both"/>
-        <w:rPr>
-          <w:sz w:val="26"/>
-          <w:szCs w:val="26"/>
-          <w:lang w:val="en-US"/>
-        </w:rPr>
-      </w:pPr>
-      <w:r>
-        <w:rPr>
-          <w:sz w:val="26"/>
-          <w:szCs w:val="26"/>
-          <w:lang w:val="en-US"/>
-        </w:rPr>
-        <w:t>Xuất hóa đơn thuế GTGT cho bên A .</w:t>
+        <w:t>[dieu6_b_content]</w:t>
       </w:r>
     </w:p>
     <w:p>
